--- a/archives/staff/Betatesters/docs/STAFF_Betatesters.docx
+++ b/archives/staff/Betatesters/docs/STAFF_Betatesters.docx
@@ -22,13 +22,13 @@
         <w:t xml:space="preserve"> </w:t>
       </w:r>
       <w:r>
-        <w:t xml:space="preserve">Actualizacion: 2026-08-26</w:t>
+        <w:t xml:space="preserve">Actualizacion: 2026-08-29</w:t>
       </w:r>
       <w:r>
         <w:t xml:space="preserve"> </w:t>
       </w:r>
       <w:r>
-        <w:t xml:space="preserve">Identificador: STAFF_Betatesters_V1_0_0_2026_08_26_ciszunetwork</w:t>
+        <w:t xml:space="preserve">Identificador: STAFF_Betatesters_V1_0_0_2026_08_29_ciszunetwork</w:t>
       </w:r>
     </w:p>
     <w:p>
@@ -289,27 +289,28 @@
       </w:r>
     </w:p>
     <w:bookmarkEnd w:id="11"/>
-    <w:bookmarkStart w:id="12" w:name="miembros-activos-del-cargo-1"/>
+    <w:bookmarkStart w:id="12" w:name="miembros-activos-del-cargo-2"/>
     <w:p>
       <w:pPr>
         <w:pStyle w:val="Heading2"/>
       </w:pPr>
       <w:r>
-        <w:t xml:space="preserve">4. Miembros activos del cargo (1)</w:t>
+        <w:t xml:space="preserve">4. Miembros activos del cargo (2)</w:t>
       </w:r>
     </w:p>
     <w:tbl>
       <w:tblPr>
         <w:tblStyle w:val="Table"/>
-        <w:tblW w:type="auto" w:w="0"/>
+        <w:tblW w:type="pct" w:w="5000"/>
+        <w:tblLayout w:type="fixed"/>
         <w:tblLook w:firstRow="1" w:lastRow="0" w:firstColumn="0" w:lastColumn="0" w:noHBand="0" w:noVBand="0" w:val="0020"/>
       </w:tblPr>
       <w:tblGrid>
-        <w:gridCol w:w="1584"/>
-        <w:gridCol w:w="1584"/>
-        <w:gridCol w:w="1584"/>
-        <w:gridCol w:w="1584"/>
-        <w:gridCol w:w="1584"/>
+        <w:gridCol w:w="754"/>
+        <w:gridCol w:w="1508"/>
+        <w:gridCol w:w="1508"/>
+        <w:gridCol w:w="1885"/>
+        <w:gridCol w:w="2262"/>
       </w:tblGrid>
       <w:tr>
         <w:trPr>
@@ -428,6 +429,63 @@
           </w:p>
         </w:tc>
       </w:tr>
+      <w:tr>
+        <w:tc>
+          <w:tcPr/>
+          <w:p>
+            <w:pPr>
+              <w:pStyle w:val="Compact"/>
+            </w:pPr>
+            <w:r>
+              <w:t xml:space="preserve">CZ-002</w:t>
+            </w:r>
+          </w:p>
+        </w:tc>
+        <w:tc>
+          <w:tcPr/>
+          <w:p>
+            <w:pPr>
+              <w:pStyle w:val="Compact"/>
+            </w:pPr>
+            <w:r>
+              <w:t xml:space="preserve">RAFAEL MENOLASCINA</w:t>
+            </w:r>
+          </w:p>
+        </w:tc>
+        <w:tc>
+          <w:tcPr/>
+          <w:p>
+            <w:pPr>
+              <w:pStyle w:val="Compact"/>
+            </w:pPr>
+            <w:r>
+              <w:t xml:space="preserve">rafameno@gmail.com</w:t>
+            </w:r>
+          </w:p>
+        </w:tc>
+        <w:tc>
+          <w:tcPr/>
+          <w:p>
+            <w:pPr>
+              <w:pStyle w:val="Compact"/>
+            </w:pPr>
+            <w:r>
+              <w:t xml:space="preserve">04120702370</w:t>
+            </w:r>
+          </w:p>
+        </w:tc>
+        <w:tc>
+          <w:tcPr/>
+          <w:p>
+            <w:pPr>
+              <w:pStyle w:val="Compact"/>
+            </w:pPr>
+            <w:r>
+              <w:t xml:space="preserve">CZ-001</w:t>
+            </w:r>
+          </w:p>
+        </w:tc>
+      </w:tr>
     </w:tbl>
     <w:bookmarkEnd w:id="12"/>
     <w:bookmarkStart w:id="13" w:name="escalabilidad"/>
@@ -503,7 +561,7 @@
           <w:i/>
           <w:iCs/>
         </w:rPr>
-        <w:t xml:space="preserve">Ultima revision: 2026-08-26</w:t>
+        <w:t xml:space="preserve">Ultima revision: 2026-08-29</w:t>
       </w:r>
     </w:p>
     <w:bookmarkEnd w:id="13"/>
